--- a/docs/部署docs/1.5Idea安装Hbase数据库插件.docx
+++ b/docs/部署docs/1.5Idea安装Hbase数据库插件.docx
@@ -84,8 +84,8 @@
       <w:r>
         <w:drawing>
           <wp:inline distT="0" distB="0" distL="114300" distR="114300">
-            <wp:extent cx="5727065" cy="4191635"/>
-            <wp:effectExtent l="0" t="0" r="6985" b="18415"/>
+            <wp:extent cx="5727065" cy="4191000"/>
+            <wp:effectExtent l="0" t="0" r="6985" b="0"/>
             <wp:docPr id="8" name="图片 3"/>
             <wp:cNvGraphicFramePr>
               <a:graphicFrameLocks xmlns:a="http://schemas.openxmlformats.org/drawingml/2006/main" noChangeAspect="1"/>
@@ -108,7 +108,7 @@
                   <pic:spPr>
                     <a:xfrm>
                       <a:off x="0" y="0"/>
-                      <a:ext cx="5727065" cy="4191635"/>
+                      <a:ext cx="5727065" cy="4191000"/>
                     </a:xfrm>
                     <a:prstGeom prst="rect">
                       <a:avLst/>
@@ -129,8 +129,8 @@
       <w:r>
         <w:drawing>
           <wp:inline distT="0" distB="0" distL="114300" distR="114300">
-            <wp:extent cx="5730875" cy="4940935"/>
-            <wp:effectExtent l="0" t="0" r="3175" b="12065"/>
+            <wp:extent cx="5730875" cy="4940300"/>
+            <wp:effectExtent l="0" t="0" r="3175" b="12700"/>
             <wp:docPr id="9" name="图片 4"/>
             <wp:cNvGraphicFramePr>
               <a:graphicFrameLocks xmlns:a="http://schemas.openxmlformats.org/drawingml/2006/main" noChangeAspect="1"/>
@@ -153,7 +153,7 @@
                   <pic:spPr>
                     <a:xfrm>
                       <a:off x="0" y="0"/>
-                      <a:ext cx="5730875" cy="4940935"/>
+                      <a:ext cx="5730875" cy="4940300"/>
                     </a:xfrm>
                     <a:prstGeom prst="rect">
                       <a:avLst/>
@@ -180,38 +180,51 @@
         <w:rPr>
           <w:rFonts w:hint="eastAsia" w:ascii="宋体" w:hAnsi="Times New Roman" w:eastAsia="宋体"/>
         </w:rPr>
-        <w:t>jdbc:phoenix:thin:url=http://62.234.37.187:8765;serialization=PROTOBUF</w:t>
-      </w:r>
-    </w:p>
-    <w:p>
-      <w:pPr>
+        <w:t>jdbc:phoenix:thin:url=http://</w:t>
+      </w:r>
+      <w:r>
         <w:rPr>
           <w:rFonts w:hint="eastAsia" w:ascii="宋体" w:hAnsi="Times New Roman" w:eastAsia="宋体"/>
-        </w:rPr>
-      </w:pPr>
-    </w:p>
-    <w:p>
-      <w:pPr>
-        <w:rPr>
-          <w:rFonts w:hint="eastAsia" w:ascii="宋体" w:hAnsi="Times New Roman" w:eastAsia="宋体"/>
-        </w:rPr>
-      </w:pPr>
-    </w:p>
-    <w:p>
-      <w:pPr>
-        <w:rPr>
-          <w:rFonts w:hint="eastAsia" w:ascii="宋体" w:hAnsi="Times New Roman" w:eastAsia="宋体"/>
-        </w:rPr>
-      </w:pPr>
-    </w:p>
-    <w:p>
-      <w:pPr>
-        <w:rPr>
-          <w:rFonts w:hint="eastAsia" w:ascii="宋体" w:hAnsi="Times New Roman" w:eastAsia="宋体"/>
-        </w:rPr>
-      </w:pPr>
+          <w:lang w:val="en-US" w:eastAsia="zh-CN"/>
+        </w:rPr>
+        <w:t>xxxx</w:t>
+      </w:r>
       <w:bookmarkStart w:id="25" w:name="_GoBack"/>
       <w:bookmarkEnd w:id="25"/>
+      <w:r>
+        <w:rPr>
+          <w:rFonts w:hint="eastAsia" w:ascii="宋体" w:hAnsi="Times New Roman" w:eastAsia="宋体"/>
+        </w:rPr>
+        <w:t>:8765;serialization=PROTOBUF</w:t>
+      </w:r>
+    </w:p>
+    <w:p>
+      <w:pPr>
+        <w:rPr>
+          <w:rFonts w:hint="eastAsia" w:ascii="宋体" w:hAnsi="Times New Roman" w:eastAsia="宋体"/>
+        </w:rPr>
+      </w:pPr>
+    </w:p>
+    <w:p>
+      <w:pPr>
+        <w:rPr>
+          <w:rFonts w:hint="eastAsia" w:ascii="宋体" w:hAnsi="Times New Roman" w:eastAsia="宋体"/>
+        </w:rPr>
+      </w:pPr>
+    </w:p>
+    <w:p>
+      <w:pPr>
+        <w:rPr>
+          <w:rFonts w:hint="eastAsia" w:ascii="宋体" w:hAnsi="Times New Roman" w:eastAsia="宋体"/>
+        </w:rPr>
+      </w:pPr>
+    </w:p>
+    <w:p>
+      <w:pPr>
+        <w:rPr>
+          <w:rFonts w:hint="eastAsia" w:ascii="宋体" w:hAnsi="Times New Roman" w:eastAsia="宋体"/>
+        </w:rPr>
+      </w:pPr>
     </w:p>
     <w:p>
       <w:pPr>
@@ -926,10 +939,10 @@
     <w:lsdException w:uiPriority="99" w:name="toc 7"/>
     <w:lsdException w:uiPriority="99" w:name="toc 8"/>
     <w:lsdException w:uiPriority="99" w:name="toc 9"/>
-    <w:lsdException w:uiPriority="99" w:semiHidden="0" w:name="Normal Indent"/>
+    <w:lsdException w:qFormat="1" w:uiPriority="99" w:semiHidden="0" w:name="Normal Indent"/>
     <w:lsdException w:uiPriority="99" w:name="footnote text"/>
     <w:lsdException w:uiPriority="99" w:name="annotation text"/>
-    <w:lsdException w:uiPriority="99" w:semiHidden="0" w:name="header"/>
+    <w:lsdException w:qFormat="1" w:uiPriority="99" w:semiHidden="0" w:name="header"/>
     <w:lsdException w:uiPriority="99" w:name="footer"/>
     <w:lsdException w:uiPriority="99" w:name="index heading"/>
     <w:lsdException w:qFormat="1" w:uiPriority="35" w:name="caption"/>
@@ -983,7 +996,7 @@
     <w:lsdException w:uiPriority="99" w:name="Body Text Indent 2"/>
     <w:lsdException w:uiPriority="99" w:name="Body Text Indent 3"/>
     <w:lsdException w:uiPriority="99" w:name="Block Text"/>
-    <w:lsdException w:uiPriority="99" w:semiHidden="0" w:name="Hyperlink"/>
+    <w:lsdException w:qFormat="1" w:uiPriority="99" w:semiHidden="0" w:name="Hyperlink"/>
     <w:lsdException w:uiPriority="99" w:name="FollowedHyperlink"/>
     <w:lsdException w:uiPriority="99" w:name="Strong"/>
     <w:lsdException w:qFormat="1" w:unhideWhenUsed="0" w:uiPriority="20" w:semiHidden="0" w:name="Emphasis"/>
@@ -1046,7 +1059,7 @@
     <w:lsdException w:uiPriority="99" w:name="Table Web 2"/>
     <w:lsdException w:uiPriority="99" w:name="Table Web 3"/>
     <w:lsdException w:uiPriority="99" w:name="Balloon Text"/>
-    <w:lsdException w:unhideWhenUsed="0" w:uiPriority="59" w:semiHidden="0" w:name="Table Grid"/>
+    <w:lsdException w:qFormat="1" w:unhideWhenUsed="0" w:uiPriority="59" w:semiHidden="0" w:name="Table Grid"/>
     <w:lsdException w:uiPriority="99" w:name="Table Theme"/>
     <w:lsdException w:unhideWhenUsed="0" w:uiPriority="60" w:semiHidden="0" w:name="Light Shading"/>
     <w:lsdException w:unhideWhenUsed="0" w:uiPriority="61" w:semiHidden="0" w:name="Light List"/>
@@ -1296,6 +1309,7 @@
     <w:name w:val="Normal Indent"/>
     <w:basedOn w:val="1"/>
     <w:unhideWhenUsed/>
+    <w:qFormat/>
     <w:uiPriority w:val="99"/>
     <w:pPr>
       <w:ind w:left="720"/>
@@ -1325,6 +1339,7 @@
     <w:basedOn w:val="1"/>
     <w:link w:val="17"/>
     <w:unhideWhenUsed/>
+    <w:qFormat/>
     <w:uiPriority w:val="99"/>
     <w:pPr>
       <w:tabs>
@@ -1379,6 +1394,7 @@
   <w:style w:type="table" w:styleId="13">
     <w:name w:val="Table Grid"/>
     <w:basedOn w:val="12"/>
+    <w:qFormat/>
     <w:uiPriority w:val="59"/>
     <w:pPr>
       <w:spacing w:after="0" w:line="240" w:lineRule="auto"/>
@@ -1414,6 +1430,7 @@
     <w:name w:val="Hyperlink"/>
     <w:basedOn w:val="14"/>
     <w:unhideWhenUsed/>
+    <w:qFormat/>
     <w:uiPriority w:val="99"/>
     <w:rPr>
       <w:color w:val="0000FF" w:themeColor="hyperlink"/>
@@ -1424,12 +1441,14 @@
     <w:name w:val="Header Char"/>
     <w:basedOn w:val="14"/>
     <w:link w:val="9"/>
+    <w:qFormat/>
     <w:uiPriority w:val="99"/>
   </w:style>
   <w:style w:type="character" w:customStyle="1" w:styleId="18">
     <w:name w:val="Heading 1 Char"/>
     <w:basedOn w:val="14"/>
     <w:link w:val="2"/>
+    <w:qFormat/>
     <w:uiPriority w:val="9"/>
     <w:rPr>
       <w:rFonts w:asciiTheme="majorHAnsi" w:hAnsiTheme="majorHAnsi" w:eastAsiaTheme="majorEastAsia" w:cstheme="majorBidi"/>
@@ -1444,6 +1463,7 @@
     <w:name w:val="Heading 2 Char"/>
     <w:basedOn w:val="14"/>
     <w:link w:val="3"/>
+    <w:qFormat/>
     <w:uiPriority w:val="9"/>
     <w:rPr>
       <w:rFonts w:asciiTheme="majorHAnsi" w:hAnsiTheme="majorHAnsi" w:eastAsiaTheme="majorEastAsia" w:cstheme="majorBidi"/>
@@ -1511,6 +1531,7 @@
   </w:style>
   <w:style w:type="paragraph" w:customStyle="1" w:styleId="24">
     <w:name w:val="_Style 23"/>
+    <w:qFormat/>
     <w:uiPriority w:val="0"/>
     <w:pPr>
       <w:spacing w:after="200" w:line="276" w:lineRule="auto"/>
